--- a/specs/phases/Supercore Commerce OS — Phase 2 Supercore Commerce Engine Specification v1.0.docx
+++ b/specs/phases/Supercore Commerce OS — Phase 2 Supercore Commerce Engine Specification v1.0.docx
@@ -27,7 +27,7 @@
     </w:p>
     <w:p>
       <w:r>
-        <w:t xml:space="preserve">Status: Draft direction — pricing/checkout math not invented here  </w:t>
+        <w:t xml:space="preserve">Status: First slice addendum closed 2026-10-05 — see Phase 2 Addendum First Slice v1.0  </w:t>
       </w:r>
     </w:p>
     <w:p>
